--- a/cv/pt-br/vagas/Rafael Veneroso Morici - Curriculo Full Stack .NET.docx
+++ b/cv/pt-br/vagas/Rafael Veneroso Morici - Curriculo Full Stack .NET.docx
@@ -48,7 +48,7 @@
         <w:rPr>
           <w:b w:val="0"/>
         </w:rPr>
-        <w:t>Mais de 15 anos em desenvolvimento full stack com C#, .NET Framework e .NET Core, do banco de dados à tela, em ERP, banco, gestão de pessoas e, hoje, software de saúde para clínicas odontológicas. Uso o Claude Code todo dia a favor da qualidade — geração de testes, refatoração e revisão —, com o julgamento de engenharia no centro, e curso pós-graduação em Engenharia de Software em IA Aplicada. Referência técnica de time, ex-líder técnico e condutor de code review. Experiência em modernização de sistemas legados e em ambiente Azure.</w:t>
+        <w:t>Mais de 15 anos em desenvolvimento full stack com C#, .NET Framework e .NET Core, do banco de dados à tela, em ERP, banco, gestão de pessoas e, hoje, software de saúde para clínicas odontológicas. Uso o Claude Code todo dia a favor da qualidade — geração de testes, refatoração e revisão —, com o julgamento de engenharia no centro, e curso pós-graduação em Engenharia de Software em IA Aplicada. Referência técnica de time, ex-líder técnico e condutor de code review. Experiência em modernização de sistemas legados e em nuvem (AWS e Azure).</w:t>
       </w:r>
     </w:p>
     <w:p>
@@ -140,7 +140,7 @@
         <w:rPr>
           <w:b w:val="0"/>
         </w:rPr>
-        <w:t xml:space="preserve"> Azure, Docker, Git, GitHub Actions, CI/CD, WSL · Scrum, Kanban, time remoto</w:t>
+        <w:t xml:space="preserve"> AWS, Azure, Docker, Git, GitHub Actions, CI/CD, WSL · Scrum, Kanban, time remoto</w:t>
       </w:r>
     </w:p>
     <w:p>
@@ -173,7 +173,7 @@
         <w:rPr>
           <w:b w:val="0"/>
         </w:rPr>
-        <w:t>Cliente Practice Tek (set/2026 – atual), software de saúde: desenvolvimento full stack do sistema para clínicas odontológicas em C#, .NET, TypeScript e Next.js, com SQL Server e Azure.</w:t>
+        <w:t>Cliente Practice Tek (set/2026 – atual), software de saúde: desenvolvimento full stack do sistema para clínicas odontológicas em C#, .NET, TypeScript e Next.js, com SQL Server e AWS.</w:t>
       </w:r>
     </w:p>
     <w:p>

--- a/cv/pt-br/vagas/Rafael Veneroso Morici - Curriculo Full Stack .NET.docx
+++ b/cv/pt-br/vagas/Rafael Veneroso Morici - Curriculo Full Stack .NET.docx
@@ -234,7 +234,7 @@
         <w:rPr>
           <w:b w:val="0"/>
         </w:rPr>
-        <w:t xml:space="preserve"> — Programador Sênior | Belo Horizonte, MG | jun/2019 – jan/2026</w:t>
+        <w:t xml:space="preserve"> — Programador Sênior | Belo Horizonte, MG | jun/2020 – jan/2026</w:t>
       </w:r>
     </w:p>
     <w:p>
@@ -281,7 +281,7 @@
         <w:rPr>
           <w:b w:val="0"/>
         </w:rPr>
-        <w:t xml:space="preserve"> — Programador Sênior / Líder Técnico | Belo Horizonte, MG | jul/2018 – jun/2019</w:t>
+        <w:t xml:space="preserve"> — Programador Sênior / Líder Técnico | Belo Horizonte, MG | jul/2018 – jun/2020</w:t>
       </w:r>
     </w:p>
     <w:p>
